--- a/paper/Machine Learning Project.docx
+++ b/paper/Machine Learning Project.docx
@@ -35,6 +35,20 @@
     <w:p>
       <w:pPr>
         <w:rPr/>
+      </w:pPr>
+      <w:r>
+        <w:rPr>
+          <w:rtl w:val="0"/>
+        </w:rPr>
+      </w:r>
+    </w:p>
+    <w:p>
+      <w:pPr>
+        <w:rPr>
+          <w:rFonts w:ascii="Times New Roman" w:cs="Times New Roman" w:eastAsia="Times New Roman" w:hAnsi="Times New Roman"/>
+          <w:sz w:val="20"/>
+          <w:szCs w:val="20"/>
+        </w:rPr>
         <w:sectPr>
           <w:pgSz w:h="16838" w:w="11906" w:orient="portrait"/>
           <w:pgMar w:bottom="720" w:top="720" w:left="720" w:right="720" w:header="720" w:footer="720"/>
@@ -52,6 +66,341 @@
     </w:p>
     <w:p>
       <w:pPr>
+        <w:jc w:val="center"/>
+        <w:rPr>
+          <w:rFonts w:ascii="Times New Roman" w:cs="Times New Roman" w:eastAsia="Times New Roman" w:hAnsi="Times New Roman"/>
+          <w:sz w:val="18"/>
+          <w:szCs w:val="18"/>
+        </w:rPr>
+      </w:pPr>
+      <w:r>
+        <w:rPr>
+          <w:rFonts w:ascii="Times New Roman" w:cs="Times New Roman" w:eastAsia="Times New Roman" w:hAnsi="Times New Roman"/>
+          <w:sz w:val="18"/>
+          <w:szCs w:val="18"/>
+          <w:rtl w:val="0"/>
+        </w:rPr>
+        <w:t xml:space="preserve">Jose Guiller R. Dela Cruz</w:t>
+      </w:r>
+    </w:p>
+    <w:p>
+      <w:pPr>
+        <w:jc w:val="center"/>
+        <w:rPr>
+          <w:rFonts w:ascii="Times New Roman" w:cs="Times New Roman" w:eastAsia="Times New Roman" w:hAnsi="Times New Roman"/>
+          <w:i w:val="1"/>
+          <w:iCs w:val="1"/>
+          <w:sz w:val="18"/>
+          <w:szCs w:val="18"/>
+        </w:rPr>
+      </w:pPr>
+      <w:r>
+        <w:rPr>
+          <w:rFonts w:ascii="Times New Roman" w:cs="Times New Roman" w:eastAsia="Times New Roman" w:hAnsi="Times New Roman"/>
+          <w:i w:val="1"/>
+          <w:iCs w:val="1"/>
+          <w:sz w:val="18"/>
+          <w:szCs w:val="18"/>
+          <w:rtl w:val="0"/>
+        </w:rPr>
+        <w:t xml:space="preserve">College of Computing and Information Technology</w:t>
+      </w:r>
+    </w:p>
+    <w:p>
+      <w:pPr>
+        <w:jc w:val="center"/>
+        <w:rPr>
+          <w:rFonts w:ascii="Times New Roman" w:cs="Times New Roman" w:eastAsia="Times New Roman" w:hAnsi="Times New Roman"/>
+          <w:sz w:val="18"/>
+          <w:szCs w:val="18"/>
+        </w:rPr>
+      </w:pPr>
+      <w:r>
+        <w:rPr>
+          <w:rFonts w:ascii="Times New Roman" w:cs="Times New Roman" w:eastAsia="Times New Roman" w:hAnsi="Times New Roman"/>
+          <w:sz w:val="18"/>
+          <w:szCs w:val="18"/>
+          <w:rtl w:val="0"/>
+        </w:rPr>
+        <w:t xml:space="preserve">National University Philippines</w:t>
+      </w:r>
+    </w:p>
+    <w:p>
+      <w:pPr>
+        <w:jc w:val="center"/>
+        <w:rPr>
+          <w:rFonts w:ascii="Times New Roman" w:cs="Times New Roman" w:eastAsia="Times New Roman" w:hAnsi="Times New Roman"/>
+          <w:sz w:val="18"/>
+          <w:szCs w:val="18"/>
+        </w:rPr>
+      </w:pPr>
+      <w:r>
+        <w:rPr>
+          <w:rFonts w:ascii="Times New Roman" w:cs="Times New Roman" w:eastAsia="Times New Roman" w:hAnsi="Times New Roman"/>
+          <w:sz w:val="18"/>
+          <w:szCs w:val="18"/>
+          <w:rtl w:val="0"/>
+        </w:rPr>
+        <w:t xml:space="preserve">jgdcruz06@gmail.com</w:t>
+      </w:r>
+    </w:p>
+    <w:p>
+      <w:pPr>
+        <w:jc w:val="center"/>
+        <w:rPr>
+          <w:rFonts w:ascii="Times New Roman" w:cs="Times New Roman" w:eastAsia="Times New Roman" w:hAnsi="Times New Roman"/>
+          <w:sz w:val="18"/>
+          <w:szCs w:val="18"/>
+        </w:rPr>
+      </w:pPr>
+      <w:r>
+        <w:rPr>
+          <w:rtl w:val="0"/>
+        </w:rPr>
+      </w:r>
+    </w:p>
+    <w:p>
+      <w:pPr>
+        <w:jc w:val="center"/>
+        <w:rPr>
+          <w:rFonts w:ascii="Times New Roman" w:cs="Times New Roman" w:eastAsia="Times New Roman" w:hAnsi="Times New Roman"/>
+          <w:sz w:val="18"/>
+          <w:szCs w:val="18"/>
+        </w:rPr>
+      </w:pPr>
+      <w:r>
+        <w:rPr>
+          <w:rtl w:val="0"/>
+        </w:rPr>
+      </w:r>
+    </w:p>
+    <w:p>
+      <w:pPr>
+        <w:jc w:val="center"/>
+        <w:rPr>
+          <w:rFonts w:ascii="Times New Roman" w:cs="Times New Roman" w:eastAsia="Times New Roman" w:hAnsi="Times New Roman"/>
+          <w:sz w:val="18"/>
+          <w:szCs w:val="18"/>
+        </w:rPr>
+      </w:pPr>
+      <w:r>
+        <w:rPr>
+          <w:rFonts w:ascii="Times New Roman" w:cs="Times New Roman" w:eastAsia="Times New Roman" w:hAnsi="Times New Roman"/>
+          <w:sz w:val="18"/>
+          <w:szCs w:val="18"/>
+          <w:rtl w:val="0"/>
+        </w:rPr>
+        <w:t xml:space="preserve">Jeriana Yllen P. Maranguis</w:t>
+      </w:r>
+      <w:r>
+        <w:rPr>
+          <w:rtl w:val="0"/>
+        </w:rPr>
+      </w:r>
+    </w:p>
+    <w:p>
+      <w:pPr>
+        <w:jc w:val="center"/>
+        <w:rPr>
+          <w:rFonts w:ascii="Times New Roman" w:cs="Times New Roman" w:eastAsia="Times New Roman" w:hAnsi="Times New Roman"/>
+          <w:i w:val="1"/>
+          <w:iCs w:val="1"/>
+          <w:sz w:val="18"/>
+          <w:szCs w:val="18"/>
+        </w:rPr>
+      </w:pPr>
+      <w:r>
+        <w:rPr>
+          <w:rFonts w:ascii="Times New Roman" w:cs="Times New Roman" w:eastAsia="Times New Roman" w:hAnsi="Times New Roman"/>
+          <w:i w:val="1"/>
+          <w:iCs w:val="1"/>
+          <w:sz w:val="18"/>
+          <w:szCs w:val="18"/>
+          <w:rtl w:val="0"/>
+        </w:rPr>
+        <w:t xml:space="preserve">College of Computing and Information Technology</w:t>
+      </w:r>
+    </w:p>
+    <w:p>
+      <w:pPr>
+        <w:jc w:val="center"/>
+        <w:rPr>
+          <w:rFonts w:ascii="Times New Roman" w:cs="Times New Roman" w:eastAsia="Times New Roman" w:hAnsi="Times New Roman"/>
+          <w:sz w:val="18"/>
+          <w:szCs w:val="18"/>
+        </w:rPr>
+      </w:pPr>
+      <w:r>
+        <w:rPr>
+          <w:rFonts w:ascii="Times New Roman" w:cs="Times New Roman" w:eastAsia="Times New Roman" w:hAnsi="Times New Roman"/>
+          <w:sz w:val="18"/>
+          <w:szCs w:val="18"/>
+          <w:rtl w:val="0"/>
+        </w:rPr>
+        <w:t xml:space="preserve">National University Philippines</w:t>
+      </w:r>
+    </w:p>
+    <w:p>
+      <w:pPr>
+        <w:jc w:val="center"/>
+        <w:rPr>
+          <w:rFonts w:ascii="Times New Roman" w:cs="Times New Roman" w:eastAsia="Times New Roman" w:hAnsi="Times New Roman"/>
+          <w:sz w:val="18"/>
+          <w:szCs w:val="18"/>
+        </w:rPr>
+      </w:pPr>
+      <w:r>
+        <w:rPr>
+          <w:rFonts w:ascii="Times New Roman" w:cs="Times New Roman" w:eastAsia="Times New Roman" w:hAnsi="Times New Roman"/>
+          <w:sz w:val="18"/>
+          <w:szCs w:val="18"/>
+          <w:rtl w:val="0"/>
+        </w:rPr>
+        <w:t xml:space="preserve">jerianamaranguis08@gmail.com</w:t>
+      </w:r>
+    </w:p>
+    <w:p>
+      <w:pPr>
+        <w:jc w:val="center"/>
+        <w:rPr>
+          <w:rFonts w:ascii="Times New Roman" w:cs="Times New Roman" w:eastAsia="Times New Roman" w:hAnsi="Times New Roman"/>
+          <w:sz w:val="18"/>
+          <w:szCs w:val="18"/>
+        </w:rPr>
+      </w:pPr>
+      <w:r>
+        <w:rPr>
+          <w:rtl w:val="0"/>
+        </w:rPr>
+      </w:r>
+    </w:p>
+    <w:p>
+      <w:pPr>
+        <w:jc w:val="center"/>
+        <w:rPr>
+          <w:rFonts w:ascii="Times New Roman" w:cs="Times New Roman" w:eastAsia="Times New Roman" w:hAnsi="Times New Roman"/>
+          <w:sz w:val="18"/>
+          <w:szCs w:val="18"/>
+        </w:rPr>
+      </w:pPr>
+      <w:r>
+        <w:rPr>
+          <w:rtl w:val="0"/>
+        </w:rPr>
+      </w:r>
+    </w:p>
+    <w:p>
+      <w:pPr>
+        <w:jc w:val="center"/>
+        <w:rPr>
+          <w:rFonts w:ascii="Times New Roman" w:cs="Times New Roman" w:eastAsia="Times New Roman" w:hAnsi="Times New Roman"/>
+          <w:sz w:val="18"/>
+          <w:szCs w:val="18"/>
+        </w:rPr>
+      </w:pPr>
+      <w:r>
+        <w:rPr>
+          <w:rFonts w:ascii="Times New Roman" w:cs="Times New Roman" w:eastAsia="Times New Roman" w:hAnsi="Times New Roman"/>
+          <w:sz w:val="18"/>
+          <w:szCs w:val="18"/>
+          <w:rtl w:val="0"/>
+        </w:rPr>
+        <w:t xml:space="preserve">Vanna Victoria E. Hernandez</w:t>
+      </w:r>
+    </w:p>
+    <w:p>
+      <w:pPr>
+        <w:jc w:val="center"/>
+        <w:rPr>
+          <w:rFonts w:ascii="Times New Roman" w:cs="Times New Roman" w:eastAsia="Times New Roman" w:hAnsi="Times New Roman"/>
+          <w:i w:val="1"/>
+          <w:iCs w:val="1"/>
+          <w:sz w:val="18"/>
+          <w:szCs w:val="18"/>
+        </w:rPr>
+      </w:pPr>
+      <w:r>
+        <w:rPr>
+          <w:rFonts w:ascii="Times New Roman" w:cs="Times New Roman" w:eastAsia="Times New Roman" w:hAnsi="Times New Roman"/>
+          <w:i w:val="1"/>
+          <w:iCs w:val="1"/>
+          <w:sz w:val="18"/>
+          <w:szCs w:val="18"/>
+          <w:rtl w:val="0"/>
+        </w:rPr>
+        <w:t xml:space="preserve">College of Computing and Information Technology</w:t>
+      </w:r>
+    </w:p>
+    <w:p>
+      <w:pPr>
+        <w:jc w:val="center"/>
+        <w:rPr>
+          <w:rFonts w:ascii="Times New Roman" w:cs="Times New Roman" w:eastAsia="Times New Roman" w:hAnsi="Times New Roman"/>
+          <w:sz w:val="18"/>
+          <w:szCs w:val="18"/>
+        </w:rPr>
+      </w:pPr>
+      <w:r>
+        <w:rPr>
+          <w:rFonts w:ascii="Times New Roman" w:cs="Times New Roman" w:eastAsia="Times New Roman" w:hAnsi="Times New Roman"/>
+          <w:sz w:val="18"/>
+          <w:szCs w:val="18"/>
+          <w:rtl w:val="0"/>
+        </w:rPr>
+        <w:t xml:space="preserve">National University Philippines</w:t>
+      </w:r>
+    </w:p>
+    <w:p>
+      <w:pPr>
+        <w:jc w:val="center"/>
+        <w:rPr>
+          <w:rFonts w:ascii="Times New Roman" w:cs="Times New Roman" w:eastAsia="Times New Roman" w:hAnsi="Times New Roman"/>
+          <w:sz w:val="18"/>
+          <w:szCs w:val="18"/>
+        </w:rPr>
+      </w:pPr>
+      <w:r>
+        <w:rPr>
+          <w:rFonts w:ascii="Times New Roman" w:cs="Times New Roman" w:eastAsia="Times New Roman" w:hAnsi="Times New Roman"/>
+          <w:sz w:val="18"/>
+          <w:szCs w:val="18"/>
+          <w:rtl w:val="0"/>
+        </w:rPr>
+        <w:t xml:space="preserve">vannavictoria04@gmail.com</w:t>
+      </w:r>
+      <w:r>
+        <w:rPr>
+          <w:rtl w:val="0"/>
+        </w:rPr>
+      </w:r>
+    </w:p>
+    <w:p>
+      <w:pPr>
+        <w:jc w:val="center"/>
+        <w:rPr>
+          <w:rFonts w:ascii="Times New Roman" w:cs="Times New Roman" w:eastAsia="Times New Roman" w:hAnsi="Times New Roman"/>
+          <w:sz w:val="18"/>
+          <w:szCs w:val="18"/>
+        </w:rPr>
+        <w:sectPr>
+          <w:type w:val="continuous"/>
+          <w:pgSz w:h="16838" w:w="11906" w:orient="portrait"/>
+          <w:pgMar w:bottom="720" w:top="720" w:left="720" w:right="720" w:header="720" w:footer="720"/>
+          <w:cols w:equalWidth="0" w:num="3">
+            <w:col w:space="720" w:w="3008.5"/>
+            <w:col w:space="720" w:w="3008.5"/>
+            <w:col w:space="0" w:w="3008.5"/>
+          </w:cols>
+        </w:sectPr>
+      </w:pPr>
+      <w:r>
+        <w:rPr>
+          <w:rtl w:val="0"/>
+        </w:rPr>
+      </w:r>
+    </w:p>
+    <w:p>
+      <w:pPr>
         <w:pStyle w:val="Heading1"/>
         <w:keepNext w:val="0"/>
         <w:keepLines w:val="0"/>
@@ -754,6 +1103,25 @@
       </w:pPr>
       <w:r>
         <w:rPr>
+          <w:rtl w:val="0"/>
+        </w:rPr>
+      </w:r>
+    </w:p>
+    <w:p>
+      <w:pPr>
+        <w:spacing w:after="240" w:before="240" w:line="240" w:lineRule="auto"/>
+        <w:ind w:left="0" w:firstLine="0"/>
+        <w:jc w:val="center"/>
+        <w:rPr>
+          <w:rFonts w:ascii="Times New Roman" w:cs="Times New Roman" w:eastAsia="Times New Roman" w:hAnsi="Times New Roman"/>
+          <w:b w:val="1"/>
+          <w:bCs w:val="1"/>
+          <w:sz w:val="20"/>
+          <w:szCs w:val="20"/>
+        </w:rPr>
+      </w:pPr>
+      <w:r>
+        <w:rPr>
           <w:rFonts w:ascii="Times New Roman" w:cs="Times New Roman" w:eastAsia="Times New Roman" w:hAnsi="Times New Roman"/>
           <w:b w:val="1"/>
           <w:bCs w:val="1"/>
@@ -847,12 +1215,12 @@
           <wp:inline distB="114300" distT="114300" distL="114300" distR="114300">
             <wp:extent cx="3209925" cy="1358900"/>
             <wp:effectExtent b="0" l="0" r="0" t="0"/>
-            <wp:docPr id="5" name="image4.png"/>
+            <wp:docPr id="5" name="image3.png"/>
             <a:graphic>
               <a:graphicData uri="http://schemas.openxmlformats.org/drawingml/2006/picture">
                 <pic:pic>
                   <pic:nvPicPr>
-                    <pic:cNvPr id="0" name="image4.png"/>
+                    <pic:cNvPr id="0" name="image3.png"/>
                     <pic:cNvPicPr preferRelativeResize="0"/>
                   </pic:nvPicPr>
                   <pic:blipFill>
@@ -980,12 +1348,12 @@
           <wp:inline distB="114300" distT="114300" distL="114300" distR="114300">
             <wp:extent cx="3209925" cy="1358900"/>
             <wp:effectExtent b="0" l="0" r="0" t="0"/>
-            <wp:docPr id="3" name="image3.png"/>
+            <wp:docPr id="3" name="image4.png"/>
             <a:graphic>
               <a:graphicData uri="http://schemas.openxmlformats.org/drawingml/2006/picture">
                 <pic:pic>
                   <pic:nvPicPr>
-                    <pic:cNvPr id="0" name="image3.png"/>
+                    <pic:cNvPr id="0" name="image4.png"/>
                     <pic:cNvPicPr preferRelativeResize="0"/>
                   </pic:nvPicPr>
                   <pic:blipFill>
@@ -9279,144 +9647,6 @@
           <w:sz w:val="20"/>
           <w:szCs w:val="20"/>
         </w:rPr>
-      </w:pPr>
-      <w:bookmarkStart w:colFirst="0" w:colLast="0" w:name="_7c7kx7h7feoi" w:id="21"/>
-      <w:bookmarkEnd w:id="21"/>
-      <w:r>
-        <w:rPr>
-          <w:rtl w:val="0"/>
-        </w:rPr>
-      </w:r>
-    </w:p>
-    <w:p>
-      <w:pPr>
-        <w:pStyle w:val="Heading2"/>
-        <w:keepNext w:val="0"/>
-        <w:keepLines w:val="0"/>
-        <w:spacing w:after="80" w:line="240" w:lineRule="auto"/>
-        <w:jc w:val="both"/>
-        <w:rPr>
-          <w:rFonts w:ascii="Times New Roman" w:cs="Times New Roman" w:eastAsia="Times New Roman" w:hAnsi="Times New Roman"/>
-          <w:b w:val="1"/>
-          <w:bCs w:val="1"/>
-          <w:sz w:val="20"/>
-          <w:szCs w:val="20"/>
-        </w:rPr>
-      </w:pPr>
-      <w:bookmarkStart w:colFirst="0" w:colLast="0" w:name="_xlw9swek45j0" w:id="22"/>
-      <w:bookmarkEnd w:id="22"/>
-      <w:r>
-        <w:rPr>
-          <w:rtl w:val="0"/>
-        </w:rPr>
-      </w:r>
-    </w:p>
-    <w:p>
-      <w:pPr>
-        <w:pStyle w:val="Heading2"/>
-        <w:keepNext w:val="0"/>
-        <w:keepLines w:val="0"/>
-        <w:spacing w:after="80" w:line="240" w:lineRule="auto"/>
-        <w:jc w:val="both"/>
-        <w:rPr>
-          <w:rFonts w:ascii="Times New Roman" w:cs="Times New Roman" w:eastAsia="Times New Roman" w:hAnsi="Times New Roman"/>
-          <w:b w:val="1"/>
-          <w:bCs w:val="1"/>
-          <w:sz w:val="20"/>
-          <w:szCs w:val="20"/>
-        </w:rPr>
-      </w:pPr>
-      <w:bookmarkStart w:colFirst="0" w:colLast="0" w:name="_e7x8zcczxexi" w:id="23"/>
-      <w:bookmarkEnd w:id="23"/>
-      <w:r>
-        <w:rPr>
-          <w:rtl w:val="0"/>
-        </w:rPr>
-      </w:r>
-    </w:p>
-    <w:p>
-      <w:pPr>
-        <w:pStyle w:val="Heading2"/>
-        <w:keepNext w:val="0"/>
-        <w:keepLines w:val="0"/>
-        <w:spacing w:after="80" w:line="240" w:lineRule="auto"/>
-        <w:jc w:val="both"/>
-        <w:rPr>
-          <w:rFonts w:ascii="Times New Roman" w:cs="Times New Roman" w:eastAsia="Times New Roman" w:hAnsi="Times New Roman"/>
-          <w:b w:val="1"/>
-          <w:bCs w:val="1"/>
-          <w:sz w:val="20"/>
-          <w:szCs w:val="20"/>
-        </w:rPr>
-      </w:pPr>
-      <w:bookmarkStart w:colFirst="0" w:colLast="0" w:name="_ilb6f6rftkld" w:id="24"/>
-      <w:bookmarkEnd w:id="24"/>
-      <w:r>
-        <w:rPr>
-          <w:rtl w:val="0"/>
-        </w:rPr>
-      </w:r>
-    </w:p>
-    <w:p>
-      <w:pPr>
-        <w:pStyle w:val="Heading2"/>
-        <w:keepNext w:val="0"/>
-        <w:keepLines w:val="0"/>
-        <w:spacing w:after="80" w:line="240" w:lineRule="auto"/>
-        <w:jc w:val="both"/>
-        <w:rPr>
-          <w:rFonts w:ascii="Times New Roman" w:cs="Times New Roman" w:eastAsia="Times New Roman" w:hAnsi="Times New Roman"/>
-          <w:b w:val="1"/>
-          <w:bCs w:val="1"/>
-          <w:sz w:val="20"/>
-          <w:szCs w:val="20"/>
-        </w:rPr>
-      </w:pPr>
-      <w:bookmarkStart w:colFirst="0" w:colLast="0" w:name="_dliffygxsmru" w:id="25"/>
-      <w:bookmarkEnd w:id="25"/>
-      <w:r>
-        <w:rPr>
-          <w:rtl w:val="0"/>
-        </w:rPr>
-      </w:r>
-    </w:p>
-    <w:p>
-      <w:pPr>
-        <w:pStyle w:val="Heading2"/>
-        <w:keepNext w:val="0"/>
-        <w:keepLines w:val="0"/>
-        <w:spacing w:after="80" w:line="240" w:lineRule="auto"/>
-        <w:jc w:val="both"/>
-        <w:rPr>
-          <w:rFonts w:ascii="Times New Roman" w:cs="Times New Roman" w:eastAsia="Times New Roman" w:hAnsi="Times New Roman"/>
-          <w:b w:val="1"/>
-          <w:bCs w:val="1"/>
-          <w:sz w:val="20"/>
-          <w:szCs w:val="20"/>
-        </w:rPr>
-      </w:pPr>
-      <w:bookmarkStart w:colFirst="0" w:colLast="0" w:name="_uulknj5edvtl" w:id="26"/>
-      <w:bookmarkEnd w:id="26"/>
-      <w:r>
-        <w:rPr>
-          <w:rtl w:val="0"/>
-        </w:rPr>
-      </w:r>
-    </w:p>
-    <w:p>
-      <w:pPr>
-        <w:pStyle w:val="Heading2"/>
-        <w:keepNext w:val="0"/>
-        <w:keepLines w:val="0"/>
-        <w:spacing w:after="80" w:line="240" w:lineRule="auto"/>
-        <w:jc w:val="both"/>
-        <w:rPr>
-          <w:rFonts w:ascii="Times New Roman" w:cs="Times New Roman" w:eastAsia="Times New Roman" w:hAnsi="Times New Roman"/>
-          <w:b w:val="1"/>
-          <w:bCs w:val="1"/>
-          <w:sz w:val="20"/>
-          <w:szCs w:val="20"/>
-        </w:rPr>
         <w:sectPr>
           <w:type w:val="continuous"/>
           <w:pgSz w:h="16838" w:w="11906" w:orient="portrait"/>
@@ -9427,8 +9657,8 @@
           </w:cols>
         </w:sectPr>
       </w:pPr>
-      <w:bookmarkStart w:colFirst="0" w:colLast="0" w:name="_3o0hr28bl78r" w:id="27"/>
-      <w:bookmarkEnd w:id="27"/>
+      <w:bookmarkStart w:colFirst="0" w:colLast="0" w:name="_3o0hr28bl78r" w:id="21"/>
+      <w:bookmarkEnd w:id="21"/>
       <w:r>
         <w:rPr>
           <w:rtl w:val="0"/>
@@ -9450,8 +9680,8 @@
           <w:szCs w:val="20"/>
         </w:rPr>
       </w:pPr>
-      <w:bookmarkStart w:colFirst="0" w:colLast="0" w:name="_raxk4aeny5l3" w:id="28"/>
-      <w:bookmarkEnd w:id="28"/>
+      <w:bookmarkStart w:colFirst="0" w:colLast="0" w:name="_raxk4aeny5l3" w:id="22"/>
+      <w:bookmarkEnd w:id="22"/>
       <w:r>
         <w:rPr>
           <w:rFonts w:ascii="Times New Roman" w:cs="Times New Roman" w:eastAsia="Times New Roman" w:hAnsi="Times New Roman"/>
